--- a/Cover_Letters/Shinoy_Quorum_Software_Senior_Consultant_Energy_Components_Cover_Letter.docx
+++ b/Cover_Letters/Shinoy_Quorum_Software_Senior_Consultant_Energy_Components_Cover_Letter.docx
@@ -14,7 +14,7 @@
     </w:p>
     <w:p>
       <w:r>
-        <w:t>September 30, 2026</w:t>
+        <w:t>October 22, 2026</w:t>
       </w:r>
     </w:p>
     <w:p>
@@ -35,12 +35,12 @@
     </w:p>
     <w:p>
       <w:r>
-        <w:t>Your Energy Components consulting team caught my attention because the role bridges technical system configuration with direct client workshops and requirement analysis. Throughout my career in software engineering and testing, I have spent a lot of time working with SQL databases, Java environments, and complex business workflows for global clients. I am comfortable translating user needs into structured technical solutions and working closely with development teams to ensure software meets business standards.</w:t>
+        <w:t>Your work on the Energy Components software suite matches well with my background in analyzing enterprise business workflows and validating complex data systems. Throughout my career, I have frequently worked in client-facing capacities to gather requirements, perform backend data validation using Java and SQL, and ensure software implementations align with operational needs.</w:t>
       </w:r>
     </w:p>
     <w:p>
       <w:r>
-        <w:t>Given my background in backend validation, database querying, and process analysis, I believe I can step into this consultant role and help your team deliver solid solutions to energy clients in the region.</w:t>
+        <w:t>I bring strong problem-solving skills and a practical approach to system integration and process improvement. I would welcome the chance to apply my technical background to help deliver your production management solutions to international clients.</w:t>
       </w:r>
     </w:p>
     <w:p>
